--- a/00-首页/题组Word/习题书/第四篇-元素与分析/第四篇-元素与分析-99-综合题-学生版-打印版.docx
+++ b/00-首页/题组Word/习题书/第四篇-元素与分析/第四篇-元素与分析-99-综合题-学生版-打印版.docx
@@ -222,6 +222,31 @@
         </w:rPr>
         <w:t>?</w:t>
       </w:r>
+    </w:p>
+    <w:p>
+      <w:pPr>
+        <w:spacing w:before="0" w:after="0"/>
+      </w:pPr>
+    </w:p>
+    <w:p>
+      <w:pPr>
+        <w:spacing w:before="0" w:after="0"/>
+      </w:pPr>
+    </w:p>
+    <w:p>
+      <w:pPr>
+        <w:spacing w:before="0" w:after="0"/>
+      </w:pPr>
+    </w:p>
+    <w:p>
+      <w:pPr>
+        <w:spacing w:before="0" w:after="0"/>
+      </w:pPr>
+    </w:p>
+    <w:p>
+      <w:pPr>
+        <w:spacing w:before="0" w:after="0"/>
+      </w:pPr>
     </w:p>
     <w:p>
       <w:pPr>
@@ -686,6 +711,31 @@
     </w:p>
     <w:p>
       <w:pPr>
+        <w:spacing w:before="0" w:after="0"/>
+      </w:pPr>
+    </w:p>
+    <w:p>
+      <w:pPr>
+        <w:spacing w:before="0" w:after="0"/>
+      </w:pPr>
+    </w:p>
+    <w:p>
+      <w:pPr>
+        <w:spacing w:before="0" w:after="0"/>
+      </w:pPr>
+    </w:p>
+    <w:p>
+      <w:pPr>
+        <w:spacing w:before="0" w:after="0"/>
+      </w:pPr>
+    </w:p>
+    <w:p>
+      <w:pPr>
+        <w:spacing w:before="0" w:after="0"/>
+      </w:pPr>
+    </w:p>
+    <w:p>
+      <w:pPr>
         <w:spacing w:before="160" w:after="80"/>
       </w:pPr>
       <w:r>
@@ -888,6 +938,21 @@
     </w:p>
     <w:p>
       <w:pPr>
+        <w:spacing w:before="0" w:after="0"/>
+      </w:pPr>
+    </w:p>
+    <w:p>
+      <w:pPr>
+        <w:spacing w:before="0" w:after="0"/>
+      </w:pPr>
+    </w:p>
+    <w:p>
+      <w:pPr>
+        <w:spacing w:before="0" w:after="0"/>
+      </w:pPr>
+    </w:p>
+    <w:p>
+      <w:pPr>
         <w:spacing w:before="160" w:after="80"/>
       </w:pPr>
       <w:r>
@@ -1109,6 +1174,21 @@
         </w:rPr>
         <w:t>？</w:t>
       </w:r>
+    </w:p>
+    <w:p>
+      <w:pPr>
+        <w:spacing w:before="0" w:after="0"/>
+      </w:pPr>
+    </w:p>
+    <w:p>
+      <w:pPr>
+        <w:spacing w:before="0" w:after="0"/>
+      </w:pPr>
+    </w:p>
+    <w:p>
+      <w:pPr>
+        <w:spacing w:before="0" w:after="0"/>
+      </w:pPr>
     </w:p>
     <w:p>
       <w:pPr>
@@ -1531,6 +1611,21 @@
     </w:p>
     <w:p>
       <w:pPr>
+        <w:spacing w:before="0" w:after="0"/>
+      </w:pPr>
+    </w:p>
+    <w:p>
+      <w:pPr>
+        <w:spacing w:before="0" w:after="0"/>
+      </w:pPr>
+    </w:p>
+    <w:p>
+      <w:pPr>
+        <w:spacing w:before="0" w:after="0"/>
+      </w:pPr>
+    </w:p>
+    <w:p>
+      <w:pPr>
         <w:spacing w:before="160" w:after="80"/>
       </w:pPr>
       <w:r>
@@ -1823,6 +1918,31 @@
     </w:p>
     <w:p>
       <w:pPr>
+        <w:spacing w:before="0" w:after="0"/>
+      </w:pPr>
+    </w:p>
+    <w:p>
+      <w:pPr>
+        <w:spacing w:before="0" w:after="0"/>
+      </w:pPr>
+    </w:p>
+    <w:p>
+      <w:pPr>
+        <w:spacing w:before="0" w:after="0"/>
+      </w:pPr>
+    </w:p>
+    <w:p>
+      <w:pPr>
+        <w:spacing w:before="0" w:after="0"/>
+      </w:pPr>
+    </w:p>
+    <w:p>
+      <w:pPr>
+        <w:spacing w:before="0" w:after="0"/>
+      </w:pPr>
+    </w:p>
+    <w:p>
+      <w:pPr>
         <w:spacing w:before="160" w:after="80"/>
       </w:pPr>
       <w:r>
@@ -1904,6 +2024,21 @@
         </w:rPr>
         <w:t>?</w:t>
       </w:r>
+    </w:p>
+    <w:p>
+      <w:pPr>
+        <w:spacing w:before="0" w:after="0"/>
+      </w:pPr>
+    </w:p>
+    <w:p>
+      <w:pPr>
+        <w:spacing w:before="0" w:after="0"/>
+      </w:pPr>
+    </w:p>
+    <w:p>
+      <w:pPr>
+        <w:spacing w:before="0" w:after="0"/>
+      </w:pPr>
     </w:p>
     <w:p>
       <w:pPr>
@@ -2235,6 +2370,21 @@
     </w:p>
     <w:p>
       <w:pPr>
+        <w:spacing w:before="0" w:after="0"/>
+      </w:pPr>
+    </w:p>
+    <w:p>
+      <w:pPr>
+        <w:spacing w:before="0" w:after="0"/>
+      </w:pPr>
+    </w:p>
+    <w:p>
+      <w:pPr>
+        <w:spacing w:before="0" w:after="0"/>
+      </w:pPr>
+    </w:p>
+    <w:p>
+      <w:pPr>
         <w:spacing w:before="160" w:after="80"/>
       </w:pPr>
       <w:r>
@@ -2356,6 +2506,21 @@
         </w:rPr>
         <w:t xml:space="preserve">?</w:t>
       </w:r>
+    </w:p>
+    <w:p>
+      <w:pPr>
+        <w:spacing w:before="0" w:after="0"/>
+      </w:pPr>
+    </w:p>
+    <w:p>
+      <w:pPr>
+        <w:spacing w:before="0" w:after="0"/>
+      </w:pPr>
+    </w:p>
+    <w:p>
+      <w:pPr>
+        <w:spacing w:before="0" w:after="0"/>
+      </w:pPr>
     </w:p>
     <w:p>
       <w:pPr>
@@ -2719,6 +2884,31 @@
     </w:p>
     <w:p>
       <w:pPr>
+        <w:spacing w:before="0" w:after="0"/>
+      </w:pPr>
+    </w:p>
+    <w:p>
+      <w:pPr>
+        <w:spacing w:before="0" w:after="0"/>
+      </w:pPr>
+    </w:p>
+    <w:p>
+      <w:pPr>
+        <w:spacing w:before="0" w:after="0"/>
+      </w:pPr>
+    </w:p>
+    <w:p>
+      <w:pPr>
+        <w:spacing w:before="0" w:after="0"/>
+      </w:pPr>
+    </w:p>
+    <w:p>
+      <w:pPr>
+        <w:spacing w:before="0" w:after="0"/>
+      </w:pPr>
+    </w:p>
+    <w:p>
+      <w:pPr>
         <w:spacing w:before="160" w:after="80"/>
       </w:pPr>
       <w:r>
@@ -2955,6 +3145,21 @@
         </w:rPr>
         <w:t>。</w:t>
       </w:r>
+    </w:p>
+    <w:p>
+      <w:pPr>
+        <w:spacing w:before="0" w:after="0"/>
+      </w:pPr>
+    </w:p>
+    <w:p>
+      <w:pPr>
+        <w:spacing w:before="0" w:after="0"/>
+      </w:pPr>
+    </w:p>
+    <w:p>
+      <w:pPr>
+        <w:spacing w:before="0" w:after="0"/>
+      </w:pPr>
     </w:p>
     <w:p>
       <w:pPr>
@@ -3262,6 +3467,31 @@
         </w:rPr>
         <w:t>。</w:t>
       </w:r>
+    </w:p>
+    <w:p>
+      <w:pPr>
+        <w:spacing w:before="0" w:after="0"/>
+      </w:pPr>
+    </w:p>
+    <w:p>
+      <w:pPr>
+        <w:spacing w:before="0" w:after="0"/>
+      </w:pPr>
+    </w:p>
+    <w:p>
+      <w:pPr>
+        <w:spacing w:before="0" w:after="0"/>
+      </w:pPr>
+    </w:p>
+    <w:p>
+      <w:pPr>
+        <w:spacing w:before="0" w:after="0"/>
+      </w:pPr>
+    </w:p>
+    <w:p>
+      <w:pPr>
+        <w:spacing w:before="0" w:after="0"/>
+      </w:pPr>
     </w:p>
     <w:p>
       <w:pPr>
@@ -3676,6 +3906,21 @@
     </w:p>
     <w:p>
       <w:pPr>
+        <w:spacing w:before="0" w:after="0"/>
+      </w:pPr>
+    </w:p>
+    <w:p>
+      <w:pPr>
+        <w:spacing w:before="0" w:after="0"/>
+      </w:pPr>
+    </w:p>
+    <w:p>
+      <w:pPr>
+        <w:spacing w:before="0" w:after="0"/>
+      </w:pPr>
+    </w:p>
+    <w:p>
+      <w:pPr>
         <w:spacing w:before="160" w:after="80"/>
       </w:pPr>
       <w:r>
@@ -3929,6 +4174,21 @@
     </w:p>
     <w:p>
       <w:pPr>
+        <w:spacing w:before="0" w:after="0"/>
+      </w:pPr>
+    </w:p>
+    <w:p>
+      <w:pPr>
+        <w:spacing w:before="0" w:after="0"/>
+      </w:pPr>
+    </w:p>
+    <w:p>
+      <w:pPr>
+        <w:spacing w:before="0" w:after="0"/>
+      </w:pPr>
+    </w:p>
+    <w:p>
+      <w:pPr>
         <w:spacing w:before="160" w:after="80"/>
       </w:pPr>
       <w:r>
@@ -3961,6 +4221,8 @@
     <w:p>
       <w:pPr>
         <w:pStyle w:val="FirstParagraph"/>
+        <w:ind w:left="480" w:hanging="480"/>
+        <w:spacing w:after="0"/>
       </w:pPr>
       <w:r>
         <w:rPr>
@@ -4115,6 +4377,13 @@
         </w:rPr>
         <w:t>得到一种白色沉淀</w:t>
       </w:r>
+    </w:p>
+    <w:p>
+      <w:pPr>
+        <w:pStyle w:val="FirstParagraph"/>
+        <w:ind w:left="480" w:hanging="480"/>
+        <w:spacing w:before="0" w:after="0"/>
+      </w:pPr>
       <w:r>
         <w:rPr>
           <w:rFonts w:hint="eastAsia" w:ascii="Times New Roman" w:hAnsi="Times New Roman" w:eastAsia="Times New Roman" w:cs="Times New Roman"/>
@@ -4163,6 +4432,13 @@
         </w:rPr>
         <w:t>得到组成相同的两种混合物</w:t>
       </w:r>
+    </w:p>
+    <w:p>
+      <w:pPr>
+        <w:pStyle w:val="FirstParagraph"/>
+        <w:ind w:left="480" w:hanging="480"/>
+        <w:spacing w:before="0" w:after="0"/>
+      </w:pPr>
       <w:r>
         <w:rPr>
           <w:rFonts w:hint="eastAsia" w:ascii="Times New Roman" w:hAnsi="Times New Roman" w:eastAsia="Times New Roman" w:cs="Times New Roman"/>
@@ -4175,6 +4451,13 @@
         </w:rPr>
         <w:t>和</w:t>
       </w:r>
+    </w:p>
+    <w:p>
+      <w:pPr>
+        <w:pStyle w:val="FirstParagraph"/>
+        <w:ind w:left="480" w:hanging="480"/>
+        <w:spacing w:before="0" w:after="180"/>
+      </w:pPr>
       <w:r>
         <w:rPr>
           <w:rFonts w:hint="eastAsia" w:ascii="Times New Roman" w:hAnsi="Times New Roman" w:eastAsia="Times New Roman" w:cs="Times New Roman"/>
@@ -5140,6 +5423,46 @@
         </w:rPr>
         <w:t>?</w:t>
       </w:r>
+    </w:p>
+    <w:p>
+      <w:pPr>
+        <w:spacing w:before="0" w:after="0"/>
+      </w:pPr>
+    </w:p>
+    <w:p>
+      <w:pPr>
+        <w:spacing w:before="0" w:after="0"/>
+      </w:pPr>
+    </w:p>
+    <w:p>
+      <w:pPr>
+        <w:spacing w:before="0" w:after="0"/>
+      </w:pPr>
+    </w:p>
+    <w:p>
+      <w:pPr>
+        <w:spacing w:before="0" w:after="0"/>
+      </w:pPr>
+    </w:p>
+    <w:p>
+      <w:pPr>
+        <w:spacing w:before="0" w:after="0"/>
+      </w:pPr>
+    </w:p>
+    <w:p>
+      <w:pPr>
+        <w:spacing w:before="0" w:after="0"/>
+      </w:pPr>
+    </w:p>
+    <w:p>
+      <w:pPr>
+        <w:spacing w:before="0" w:after="0"/>
+      </w:pPr>
+    </w:p>
+    <w:p>
+      <w:pPr>
+        <w:spacing w:before="0" w:after="0"/>
+      </w:pPr>
     </w:p>
     <w:p>
       <w:pPr>
@@ -5834,6 +6157,46 @@
     </w:p>
     <w:p>
       <w:pPr>
+        <w:spacing w:before="0" w:after="0"/>
+      </w:pPr>
+    </w:p>
+    <w:p>
+      <w:pPr>
+        <w:spacing w:before="0" w:after="0"/>
+      </w:pPr>
+    </w:p>
+    <w:p>
+      <w:pPr>
+        <w:spacing w:before="0" w:after="0"/>
+      </w:pPr>
+    </w:p>
+    <w:p>
+      <w:pPr>
+        <w:spacing w:before="0" w:after="0"/>
+      </w:pPr>
+    </w:p>
+    <w:p>
+      <w:pPr>
+        <w:spacing w:before="0" w:after="0"/>
+      </w:pPr>
+    </w:p>
+    <w:p>
+      <w:pPr>
+        <w:spacing w:before="0" w:after="0"/>
+      </w:pPr>
+    </w:p>
+    <w:p>
+      <w:pPr>
+        <w:spacing w:before="0" w:after="0"/>
+      </w:pPr>
+    </w:p>
+    <w:p>
+      <w:pPr>
+        <w:spacing w:before="0" w:after="0"/>
+      </w:pPr>
+    </w:p>
+    <w:p>
+      <w:pPr>
         <w:spacing w:before="160" w:after="80"/>
       </w:pPr>
       <w:r>
@@ -6460,6 +6823,16 @@
     </w:p>
     <w:p>
       <w:pPr>
+        <w:spacing w:before="0" w:after="0"/>
+      </w:pPr>
+    </w:p>
+    <w:p>
+      <w:pPr>
+        <w:spacing w:before="0" w:after="0"/>
+      </w:pPr>
+    </w:p>
+    <w:p>
+      <w:pPr>
         <w:spacing w:before="160" w:after="80"/>
       </w:pPr>
       <w:r>
@@ -6755,6 +7128,31 @@
     </w:p>
     <w:p>
       <w:pPr>
+        <w:spacing w:before="0" w:after="0"/>
+      </w:pPr>
+    </w:p>
+    <w:p>
+      <w:pPr>
+        <w:spacing w:before="0" w:after="0"/>
+      </w:pPr>
+    </w:p>
+    <w:p>
+      <w:pPr>
+        <w:spacing w:before="0" w:after="0"/>
+      </w:pPr>
+    </w:p>
+    <w:p>
+      <w:pPr>
+        <w:spacing w:before="0" w:after="0"/>
+      </w:pPr>
+    </w:p>
+    <w:p>
+      <w:pPr>
+        <w:spacing w:before="0" w:after="0"/>
+      </w:pPr>
+    </w:p>
+    <w:p>
+      <w:pPr>
         <w:spacing w:before="160" w:after="80"/>
       </w:pPr>
       <w:r>
@@ -6966,6 +7364,31 @@
         </w:rPr>
         <w:t>。</w:t>
       </w:r>
+    </w:p>
+    <w:p>
+      <w:pPr>
+        <w:spacing w:before="0" w:after="0"/>
+      </w:pPr>
+    </w:p>
+    <w:p>
+      <w:pPr>
+        <w:spacing w:before="0" w:after="0"/>
+      </w:pPr>
+    </w:p>
+    <w:p>
+      <w:pPr>
+        <w:spacing w:before="0" w:after="0"/>
+      </w:pPr>
+    </w:p>
+    <w:p>
+      <w:pPr>
+        <w:spacing w:before="0" w:after="0"/>
+      </w:pPr>
+    </w:p>
+    <w:p>
+      <w:pPr>
+        <w:spacing w:before="0" w:after="0"/>
+      </w:pPr>
     </w:p>
     <w:p>
       <w:pPr>
@@ -7437,6 +7860,31 @@
     </w:p>
     <w:p>
       <w:pPr>
+        <w:spacing w:before="0" w:after="0"/>
+      </w:pPr>
+    </w:p>
+    <w:p>
+      <w:pPr>
+        <w:spacing w:before="0" w:after="0"/>
+      </w:pPr>
+    </w:p>
+    <w:p>
+      <w:pPr>
+        <w:spacing w:before="0" w:after="0"/>
+      </w:pPr>
+    </w:p>
+    <w:p>
+      <w:pPr>
+        <w:spacing w:before="0" w:after="0"/>
+      </w:pPr>
+    </w:p>
+    <w:p>
+      <w:pPr>
+        <w:spacing w:before="0" w:after="0"/>
+      </w:pPr>
+    </w:p>
+    <w:p>
+      <w:pPr>
         <w:spacing w:before="160" w:after="80"/>
       </w:pPr>
       <w:r>
@@ -7585,6 +8033,21 @@
     </w:p>
     <w:p>
       <w:pPr>
+        <w:spacing w:before="0" w:after="0"/>
+      </w:pPr>
+    </w:p>
+    <w:p>
+      <w:pPr>
+        <w:spacing w:before="0" w:after="0"/>
+      </w:pPr>
+    </w:p>
+    <w:p>
+      <w:pPr>
+        <w:spacing w:before="0" w:after="0"/>
+      </w:pPr>
+    </w:p>
+    <w:p>
+      <w:pPr>
         <w:spacing w:before="160" w:after="80"/>
       </w:pPr>
       <w:r>
@@ -7668,6 +8131,21 @@
         </w:rPr>
         <w:t xml:space="preserve">?</w:t>
       </w:r>
+    </w:p>
+    <w:p>
+      <w:pPr>
+        <w:spacing w:before="0" w:after="0"/>
+      </w:pPr>
+    </w:p>
+    <w:p>
+      <w:pPr>
+        <w:spacing w:before="0" w:after="0"/>
+      </w:pPr>
+    </w:p>
+    <w:p>
+      <w:pPr>
+        <w:spacing w:before="0" w:after="0"/>
+      </w:pPr>
     </w:p>
     <w:p>
       <w:pPr>
@@ -8689,6 +9167,46 @@
     </w:p>
     <w:p>
       <w:pPr>
+        <w:spacing w:before="0" w:after="0"/>
+      </w:pPr>
+    </w:p>
+    <w:p>
+      <w:pPr>
+        <w:spacing w:before="0" w:after="0"/>
+      </w:pPr>
+    </w:p>
+    <w:p>
+      <w:pPr>
+        <w:spacing w:before="0" w:after="0"/>
+      </w:pPr>
+    </w:p>
+    <w:p>
+      <w:pPr>
+        <w:spacing w:before="0" w:after="0"/>
+      </w:pPr>
+    </w:p>
+    <w:p>
+      <w:pPr>
+        <w:spacing w:before="0" w:after="0"/>
+      </w:pPr>
+    </w:p>
+    <w:p>
+      <w:pPr>
+        <w:spacing w:before="0" w:after="0"/>
+      </w:pPr>
+    </w:p>
+    <w:p>
+      <w:pPr>
+        <w:spacing w:before="0" w:after="0"/>
+      </w:pPr>
+    </w:p>
+    <w:p>
+      <w:pPr>
+        <w:spacing w:before="0" w:after="0"/>
+      </w:pPr>
+    </w:p>
+    <w:p>
+      <w:pPr>
         <w:spacing w:before="160" w:after="80"/>
       </w:pPr>
       <w:r>
@@ -9211,6 +9729,46 @@
         </w:rPr>
         <w:t xml:space="preserve">③____。</w:t>
       </w:r>
+    </w:p>
+    <w:p>
+      <w:pPr>
+        <w:spacing w:before="0" w:after="0"/>
+      </w:pPr>
+    </w:p>
+    <w:p>
+      <w:pPr>
+        <w:spacing w:before="0" w:after="0"/>
+      </w:pPr>
+    </w:p>
+    <w:p>
+      <w:pPr>
+        <w:spacing w:before="0" w:after="0"/>
+      </w:pPr>
+    </w:p>
+    <w:p>
+      <w:pPr>
+        <w:spacing w:before="0" w:after="0"/>
+      </w:pPr>
+    </w:p>
+    <w:p>
+      <w:pPr>
+        <w:spacing w:before="0" w:after="0"/>
+      </w:pPr>
+    </w:p>
+    <w:p>
+      <w:pPr>
+        <w:spacing w:before="0" w:after="0"/>
+      </w:pPr>
+    </w:p>
+    <w:p>
+      <w:pPr>
+        <w:spacing w:before="0" w:after="0"/>
+      </w:pPr>
+    </w:p>
+    <w:p>
+      <w:pPr>
+        <w:spacing w:before="0" w:after="0"/>
+      </w:pPr>
     </w:p>
     <w:p>
       <w:pPr>
@@ -10488,6 +11046,16 @@
           <m:t>O</m:t>
         </m:r>
       </m:oMath>
+    </w:p>
+    <w:p>
+      <w:pPr>
+        <w:spacing w:before="0" w:after="0"/>
+      </w:pPr>
+    </w:p>
+    <w:p>
+      <w:pPr>
+        <w:spacing w:before="0" w:after="0"/>
+      </w:pPr>
     </w:p>
     <w:p>
       <w:pPr>
@@ -12834,6 +13402,46 @@
     </w:p>
     <w:p>
       <w:pPr>
+        <w:spacing w:before="0" w:after="0"/>
+      </w:pPr>
+    </w:p>
+    <w:p>
+      <w:pPr>
+        <w:spacing w:before="0" w:after="0"/>
+      </w:pPr>
+    </w:p>
+    <w:p>
+      <w:pPr>
+        <w:spacing w:before="0" w:after="0"/>
+      </w:pPr>
+    </w:p>
+    <w:p>
+      <w:pPr>
+        <w:spacing w:before="0" w:after="0"/>
+      </w:pPr>
+    </w:p>
+    <w:p>
+      <w:pPr>
+        <w:spacing w:before="0" w:after="0"/>
+      </w:pPr>
+    </w:p>
+    <w:p>
+      <w:pPr>
+        <w:spacing w:before="0" w:after="0"/>
+      </w:pPr>
+    </w:p>
+    <w:p>
+      <w:pPr>
+        <w:spacing w:before="0" w:after="0"/>
+      </w:pPr>
+    </w:p>
+    <w:p>
+      <w:pPr>
+        <w:spacing w:before="0" w:after="0"/>
+      </w:pPr>
+    </w:p>
+    <w:p>
+      <w:pPr>
         <w:spacing w:before="160" w:after="80"/>
       </w:pPr>
       <w:r>
@@ -13332,6 +13940,46 @@
         </w:rPr>
         <w:t>。</w:t>
       </w:r>
+    </w:p>
+    <w:p>
+      <w:pPr>
+        <w:spacing w:before="0" w:after="0"/>
+      </w:pPr>
+    </w:p>
+    <w:p>
+      <w:pPr>
+        <w:spacing w:before="0" w:after="0"/>
+      </w:pPr>
+    </w:p>
+    <w:p>
+      <w:pPr>
+        <w:spacing w:before="0" w:after="0"/>
+      </w:pPr>
+    </w:p>
+    <w:p>
+      <w:pPr>
+        <w:spacing w:before="0" w:after="0"/>
+      </w:pPr>
+    </w:p>
+    <w:p>
+      <w:pPr>
+        <w:spacing w:before="0" w:after="0"/>
+      </w:pPr>
+    </w:p>
+    <w:p>
+      <w:pPr>
+        <w:spacing w:before="0" w:after="0"/>
+      </w:pPr>
+    </w:p>
+    <w:p>
+      <w:pPr>
+        <w:spacing w:before="0" w:after="0"/>
+      </w:pPr>
+    </w:p>
+    <w:p>
+      <w:pPr>
+        <w:spacing w:before="0" w:after="0"/>
+      </w:pPr>
     </w:p>
     <w:p>
       <w:pPr>
@@ -14636,6 +15284,46 @@
     </w:p>
     <w:p>
       <w:pPr>
+        <w:spacing w:before="0" w:after="0"/>
+      </w:pPr>
+    </w:p>
+    <w:p>
+      <w:pPr>
+        <w:spacing w:before="0" w:after="0"/>
+      </w:pPr>
+    </w:p>
+    <w:p>
+      <w:pPr>
+        <w:spacing w:before="0" w:after="0"/>
+      </w:pPr>
+    </w:p>
+    <w:p>
+      <w:pPr>
+        <w:spacing w:before="0" w:after="0"/>
+      </w:pPr>
+    </w:p>
+    <w:p>
+      <w:pPr>
+        <w:spacing w:before="0" w:after="0"/>
+      </w:pPr>
+    </w:p>
+    <w:p>
+      <w:pPr>
+        <w:spacing w:before="0" w:after="0"/>
+      </w:pPr>
+    </w:p>
+    <w:p>
+      <w:pPr>
+        <w:spacing w:before="0" w:after="0"/>
+      </w:pPr>
+    </w:p>
+    <w:p>
+      <w:pPr>
+        <w:spacing w:before="0" w:after="0"/>
+      </w:pPr>
+    </w:p>
+    <w:p>
+      <w:pPr>
         <w:spacing w:before="160" w:after="80"/>
       </w:pPr>
       <w:r>
@@ -15366,7 +16054,7 @@
         </w:rPr>
         <w:drawing>
           <wp:inline>
-            <wp:extent cx="3600000" cy="1512285"/>
+            <wp:extent cx="3600000" cy="1496414"/>
             <wp:effectExtent b="0" l="0" r="0" t="0"/>
             <wp:docPr descr="" title="" id="55" name="Picture"/>
             <a:graphic>
@@ -15387,7 +16075,7 @@
                   <pic:spPr bwMode="auto">
                     <a:xfrm>
                       <a:off x="0" y="0"/>
-                      <a:ext cx="3600000" cy="1512285"/>
+                      <a:ext cx="3600000" cy="1496414"/>
                     </a:xfrm>
                     <a:prstGeom prst="rect">
                       <a:avLst/>
@@ -15535,6 +16223,46 @@
         </w:rPr>
         <w:t>。</w:t>
       </w:r>
+    </w:p>
+    <w:p>
+      <w:pPr>
+        <w:spacing w:before="0" w:after="0"/>
+      </w:pPr>
+    </w:p>
+    <w:p>
+      <w:pPr>
+        <w:spacing w:before="0" w:after="0"/>
+      </w:pPr>
+    </w:p>
+    <w:p>
+      <w:pPr>
+        <w:spacing w:before="0" w:after="0"/>
+      </w:pPr>
+    </w:p>
+    <w:p>
+      <w:pPr>
+        <w:spacing w:before="0" w:after="0"/>
+      </w:pPr>
+    </w:p>
+    <w:p>
+      <w:pPr>
+        <w:spacing w:before="0" w:after="0"/>
+      </w:pPr>
+    </w:p>
+    <w:p>
+      <w:pPr>
+        <w:spacing w:before="0" w:after="0"/>
+      </w:pPr>
+    </w:p>
+    <w:p>
+      <w:pPr>
+        <w:spacing w:before="0" w:after="0"/>
+      </w:pPr>
+    </w:p>
+    <w:p>
+      <w:pPr>
+        <w:spacing w:before="0" w:after="0"/>
+      </w:pPr>
     </w:p>
     <w:p>
       <w:pPr>
@@ -16212,6 +16940,8 @@
           <w:ilvl w:val="0"/>
           <w:numId w:val="1013"/>
         </w:numPr>
+        <w:ind w:left="480" w:hanging="480"/>
+        <w:spacing w:after="0"/>
       </w:pPr>
       <m:oMath>
         <m:sSub>
@@ -16281,7 +17011,23 @@
         <w:rPr>
           <w:rFonts w:hint="eastAsia" w:ascii="Times New Roman" w:hAnsi="Times New Roman" w:eastAsia="Times New Roman" w:cs="Times New Roman"/>
         </w:rPr>
-        <w:t>____。A.</w:t>
+        <w:t>____。</w:t>
+      </w:r>
+    </w:p>
+    <w:p>
+      <w:pPr>
+        <w:numPr>
+          <w:ilvl w:val="0"/>
+          <w:numId w:val="1013"/>
+        </w:numPr>
+        <w:ind w:left="480" w:hanging="480"/>
+        <w:spacing w:before="0" w:after="0"/>
+      </w:pPr>
+      <w:r>
+        <w:rPr>
+          <w:rFonts w:hint="eastAsia" w:ascii="Times New Roman" w:hAnsi="Times New Roman" w:eastAsia="Times New Roman" w:cs="Times New Roman"/>
+        </w:rPr>
+        <w:t>A.</w:t>
       </w:r>
       <w:r>
         <w:rPr>
@@ -16299,7 +17045,23 @@
         <w:rPr>
           <w:rFonts w:ascii="Times New Roman" w:hAnsi="Times New Roman" w:eastAsia="Times New Roman" w:cs="Times New Roman"/>
         </w:rPr>
-        <w:t xml:space="preserve">　B. </w:t>
+        <w:t xml:space="preserve">　</w:t>
+      </w:r>
+    </w:p>
+    <w:p>
+      <w:pPr>
+        <w:numPr>
+          <w:ilvl w:val="0"/>
+          <w:numId w:val="1013"/>
+        </w:numPr>
+        <w:ind w:left="480" w:hanging="480"/>
+        <w:spacing w:before="0" w:after="0"/>
+      </w:pPr>
+      <w:r>
+        <w:rPr>
+          <w:rFonts w:ascii="Times New Roman" w:hAnsi="Times New Roman" w:eastAsia="Times New Roman" w:cs="Times New Roman"/>
+        </w:rPr>
+        <w:t xml:space="preserve">B. </w:t>
       </w:r>
       <w:r>
         <w:rPr>
@@ -16311,7 +17073,23 @@
         <w:rPr>
           <w:rFonts w:ascii="Times New Roman" w:hAnsi="Times New Roman" w:eastAsia="Times New Roman" w:cs="Times New Roman"/>
         </w:rPr>
-        <w:t xml:space="preserve">　C. </w:t>
+        <w:t xml:space="preserve">　</w:t>
+      </w:r>
+    </w:p>
+    <w:p>
+      <w:pPr>
+        <w:numPr>
+          <w:ilvl w:val="0"/>
+          <w:numId w:val="1013"/>
+        </w:numPr>
+        <w:ind w:left="480" w:hanging="480"/>
+        <w:spacing w:before="0" w:after="0"/>
+      </w:pPr>
+      <w:r>
+        <w:rPr>
+          <w:rFonts w:ascii="Times New Roman" w:hAnsi="Times New Roman" w:eastAsia="Times New Roman" w:cs="Times New Roman"/>
+        </w:rPr>
+        <w:t xml:space="preserve">C. </w:t>
       </w:r>
       <w:r>
         <w:rPr>
@@ -16323,7 +17101,23 @@
         <w:rPr>
           <w:rFonts w:ascii="Times New Roman" w:hAnsi="Times New Roman" w:eastAsia="Times New Roman" w:cs="Times New Roman"/>
         </w:rPr>
-        <w:t xml:space="preserve">　D. </w:t>
+        <w:t xml:space="preserve">　</w:t>
+      </w:r>
+    </w:p>
+    <w:p>
+      <w:pPr>
+        <w:numPr>
+          <w:ilvl w:val="0"/>
+          <w:numId w:val="1013"/>
+        </w:numPr>
+        <w:ind w:left="480" w:hanging="480"/>
+        <w:spacing w:before="0" w:after="180"/>
+      </w:pPr>
+      <w:r>
+        <w:rPr>
+          <w:rFonts w:ascii="Times New Roman" w:hAnsi="Times New Roman" w:eastAsia="Times New Roman" w:cs="Times New Roman"/>
+        </w:rPr>
+        <w:t xml:space="preserve">D. </w:t>
       </w:r>
       <w:r>
         <w:rPr>
@@ -16801,6 +17595,16 @@
         </w:rPr>
         <w:t>）。</w:t>
       </w:r>
+    </w:p>
+    <w:p>
+      <w:pPr>
+        <w:spacing w:before="0" w:after="0"/>
+      </w:pPr>
+    </w:p>
+    <w:p>
+      <w:pPr>
+        <w:spacing w:before="0" w:after="0"/>
+      </w:pPr>
     </w:p>
     <w:p>
       <w:pPr>

--- a/00-首页/题组Word/习题书/第四篇-元素与分析/第四篇-元素与分析-99-综合题-学生版-打印版.docx
+++ b/00-首页/题组Word/习题书/第四篇-元素与分析/第四篇-元素与分析-99-综合题-学生版-打印版.docx
@@ -6,9 +6,8 @@
     <w:p>
       <w:pPr>
         <w:pStyle w:val="Heading1"/>
-        <w:spacing w:before="0" w:after="240"/>
+        <w:spacing w:before="280" w:after="120"/>
         <w:jc w:val="center"/>
-        <w:keepNext/>
       </w:pPr>
       <w:r>
         <w:rPr>
@@ -55,8 +54,7 @@
     <w:p>
       <w:pPr>
         <w:pStyle w:val="Heading2"/>
-        <w:spacing w:before="280" w:after="80"/>
-        <w:keepNext/>
+        <w:spacing w:before="280" w:after="120"/>
       </w:pPr>
       <w:r>
         <w:rPr>
@@ -70,8 +68,7 @@
     <w:p>
       <w:pPr>
         <w:pStyle w:val="Heading2"/>
-        <w:spacing w:before="280" w:after="80"/>
-        <w:keepNext/>
+        <w:spacing w:before="280" w:after="120"/>
       </w:pPr>
       <w:r>
         <w:rPr>
@@ -263,8 +260,7 @@
     <w:p>
       <w:pPr>
         <w:pStyle w:val="Heading2"/>
-        <w:spacing w:before="280" w:after="80"/>
-        <w:keepNext/>
+        <w:spacing w:before="280" w:after="120"/>
       </w:pPr>
       <w:r>
         <w:rPr>
@@ -749,8 +745,7 @@
     <w:p>
       <w:pPr>
         <w:pStyle w:val="Heading2"/>
-        <w:spacing w:before="280" w:after="80"/>
-        <w:keepNext/>
+        <w:spacing w:before="280" w:after="120"/>
       </w:pPr>
       <w:r>
         <w:rPr>
@@ -966,8 +961,7 @@
     <w:p>
       <w:pPr>
         <w:pStyle w:val="Heading2"/>
-        <w:spacing w:before="280" w:after="80"/>
-        <w:keepNext/>
+        <w:spacing w:before="280" w:after="120"/>
       </w:pPr>
       <w:r>
         <w:rPr>
@@ -1205,8 +1199,7 @@
     <w:p>
       <w:pPr>
         <w:pStyle w:val="Heading2"/>
-        <w:spacing w:before="280" w:after="80"/>
-        <w:keepNext/>
+        <w:spacing w:before="280" w:after="120"/>
       </w:pPr>
       <w:r>
         <w:rPr>
@@ -1639,8 +1632,7 @@
     <w:p>
       <w:pPr>
         <w:pStyle w:val="Heading2"/>
-        <w:spacing w:before="280" w:after="80"/>
-        <w:keepNext/>
+        <w:spacing w:before="280" w:after="120"/>
       </w:pPr>
       <w:r>
         <w:rPr>
@@ -1956,8 +1948,7 @@
     <w:p>
       <w:pPr>
         <w:pStyle w:val="Heading2"/>
-        <w:spacing w:before="280" w:after="80"/>
-        <w:keepNext/>
+        <w:spacing w:before="280" w:after="120"/>
       </w:pPr>
       <w:r>
         <w:rPr>
@@ -2055,8 +2046,7 @@
     <w:p>
       <w:pPr>
         <w:pStyle w:val="Heading2"/>
-        <w:spacing w:before="280" w:after="80"/>
-        <w:keepNext/>
+        <w:spacing w:before="280" w:after="120"/>
       </w:pPr>
       <w:r>
         <w:rPr>
@@ -2398,8 +2388,7 @@
     <w:p>
       <w:pPr>
         <w:pStyle w:val="Heading2"/>
-        <w:spacing w:before="280" w:after="80"/>
-        <w:keepNext/>
+        <w:spacing w:before="280" w:after="120"/>
       </w:pPr>
       <w:r>
         <w:rPr>
@@ -2537,8 +2526,7 @@
     <w:p>
       <w:pPr>
         <w:pStyle w:val="Heading2"/>
-        <w:spacing w:before="280" w:after="80"/>
-        <w:keepNext/>
+        <w:spacing w:before="280" w:after="120"/>
       </w:pPr>
       <w:r>
         <w:rPr>
@@ -2922,8 +2910,7 @@
     <w:p>
       <w:pPr>
         <w:pStyle w:val="Heading2"/>
-        <w:spacing w:before="280" w:after="80"/>
-        <w:keepNext/>
+        <w:spacing w:before="280" w:after="120"/>
       </w:pPr>
       <w:r>
         <w:rPr>
@@ -3176,8 +3163,7 @@
     <w:p>
       <w:pPr>
         <w:pStyle w:val="Heading2"/>
-        <w:spacing w:before="280" w:after="80"/>
-        <w:keepNext/>
+        <w:spacing w:before="280" w:after="120"/>
       </w:pPr>
       <w:r>
         <w:rPr>
@@ -3508,8 +3494,7 @@
     <w:p>
       <w:pPr>
         <w:pStyle w:val="Heading2"/>
-        <w:spacing w:before="280" w:after="80"/>
-        <w:keepNext/>
+        <w:spacing w:before="280" w:after="120"/>
       </w:pPr>
       <w:r>
         <w:rPr>
@@ -3934,8 +3919,7 @@
     <w:p>
       <w:pPr>
         <w:pStyle w:val="Heading2"/>
-        <w:spacing w:before="280" w:after="80"/>
-        <w:keepNext/>
+        <w:spacing w:before="280" w:after="120"/>
       </w:pPr>
       <w:r>
         <w:rPr>
@@ -4202,8 +4186,7 @@
     <w:p>
       <w:pPr>
         <w:pStyle w:val="Heading2"/>
-        <w:spacing w:before="280" w:after="80"/>
-        <w:keepNext/>
+        <w:spacing w:before="280" w:after="120"/>
       </w:pPr>
       <w:r>
         <w:rPr>
@@ -4221,8 +4204,6 @@
     <w:p>
       <w:pPr>
         <w:pStyle w:val="FirstParagraph"/>
-        <w:ind w:left="480" w:hanging="480"/>
-        <w:spacing w:after="0"/>
       </w:pPr>
       <w:r>
         <w:rPr>
@@ -4377,13 +4358,6 @@
         </w:rPr>
         <w:t>得到一种白色沉淀</w:t>
       </w:r>
-    </w:p>
-    <w:p>
-      <w:pPr>
-        <w:pStyle w:val="FirstParagraph"/>
-        <w:ind w:left="480" w:hanging="480"/>
-        <w:spacing w:before="0" w:after="0"/>
-      </w:pPr>
       <w:r>
         <w:rPr>
           <w:rFonts w:hint="eastAsia" w:ascii="Times New Roman" w:hAnsi="Times New Roman" w:eastAsia="Times New Roman" w:cs="Times New Roman"/>
@@ -4432,13 +4406,6 @@
         </w:rPr>
         <w:t>得到组成相同的两种混合物</w:t>
       </w:r>
-    </w:p>
-    <w:p>
-      <w:pPr>
-        <w:pStyle w:val="FirstParagraph"/>
-        <w:ind w:left="480" w:hanging="480"/>
-        <w:spacing w:before="0" w:after="0"/>
-      </w:pPr>
       <w:r>
         <w:rPr>
           <w:rFonts w:hint="eastAsia" w:ascii="Times New Roman" w:hAnsi="Times New Roman" w:eastAsia="Times New Roman" w:cs="Times New Roman"/>
@@ -4451,13 +4418,6 @@
         </w:rPr>
         <w:t>和</w:t>
       </w:r>
-    </w:p>
-    <w:p>
-      <w:pPr>
-        <w:pStyle w:val="FirstParagraph"/>
-        <w:ind w:left="480" w:hanging="480"/>
-        <w:spacing w:before="0" w:after="180"/>
-      </w:pPr>
       <w:r>
         <w:rPr>
           <w:rFonts w:hint="eastAsia" w:ascii="Times New Roman" w:hAnsi="Times New Roman" w:eastAsia="Times New Roman" w:cs="Times New Roman"/>
@@ -5479,8 +5439,7 @@
     <w:p>
       <w:pPr>
         <w:pStyle w:val="Heading2"/>
-        <w:spacing w:before="280" w:after="80"/>
-        <w:keepNext/>
+        <w:spacing w:before="280" w:after="120"/>
       </w:pPr>
       <w:r>
         <w:rPr>
@@ -5664,7 +5623,7 @@
         </w:rPr>
         <w:drawing>
           <wp:inline>
-            <wp:extent cx="3600000" cy="621362"/>
+            <wp:extent cx="3599999" cy="621362"/>
             <wp:effectExtent b="0" l="0" r="0" t="0"/>
             <wp:docPr descr="" title="" id="26" name="Picture"/>
             <a:graphic>
@@ -5685,7 +5644,7 @@
                   <pic:spPr bwMode="auto">
                     <a:xfrm>
                       <a:off x="0" y="0"/>
-                      <a:ext cx="3600000" cy="621362"/>
+                      <a:ext cx="3599999" cy="621362"/>
                     </a:xfrm>
                     <a:prstGeom prst="rect">
                       <a:avLst/>
@@ -6210,8 +6169,7 @@
     <w:p>
       <w:pPr>
         <w:pStyle w:val="Heading2"/>
-        <w:spacing w:before="280" w:after="80"/>
-        <w:keepNext/>
+        <w:spacing w:before="280" w:after="120"/>
       </w:pPr>
       <w:r>
         <w:rPr>
@@ -6846,8 +6804,7 @@
     <w:p>
       <w:pPr>
         <w:pStyle w:val="Heading2"/>
-        <w:spacing w:before="280" w:after="80"/>
-        <w:keepNext/>
+        <w:spacing w:before="280" w:after="120"/>
       </w:pPr>
       <w:r>
         <w:rPr>
@@ -7166,8 +7123,7 @@
     <w:p>
       <w:pPr>
         <w:pStyle w:val="Heading2"/>
-        <w:spacing w:before="280" w:after="80"/>
-        <w:keepNext/>
+        <w:spacing w:before="280" w:after="120"/>
       </w:pPr>
       <w:r>
         <w:rPr>
@@ -7405,8 +7361,7 @@
     <w:p>
       <w:pPr>
         <w:pStyle w:val="Heading2"/>
-        <w:spacing w:before="280" w:after="80"/>
-        <w:keepNext/>
+        <w:spacing w:before="280" w:after="120"/>
       </w:pPr>
       <w:r>
         <w:rPr>
@@ -7898,8 +7853,7 @@
     <w:p>
       <w:pPr>
         <w:pStyle w:val="Heading2"/>
-        <w:spacing w:before="280" w:after="80"/>
-        <w:keepNext/>
+        <w:spacing w:before="280" w:after="120"/>
       </w:pPr>
       <w:r>
         <w:rPr>
@@ -8061,8 +8015,7 @@
     <w:p>
       <w:pPr>
         <w:pStyle w:val="Heading2"/>
-        <w:spacing w:before="280" w:after="80"/>
-        <w:keepNext/>
+        <w:spacing w:before="280" w:after="120"/>
       </w:pPr>
       <w:r>
         <w:rPr>
@@ -8162,8 +8115,7 @@
     <w:p>
       <w:pPr>
         <w:pStyle w:val="Heading2"/>
-        <w:spacing w:before="280" w:after="80"/>
-        <w:keepNext/>
+        <w:spacing w:before="280" w:after="120"/>
       </w:pPr>
       <w:r>
         <w:rPr>
@@ -8177,8 +8129,7 @@
     <w:p>
       <w:pPr>
         <w:pStyle w:val="Heading2"/>
-        <w:spacing w:before="280" w:after="80"/>
-        <w:keepNext/>
+        <w:spacing w:before="280" w:after="120"/>
       </w:pPr>
       <w:r>
         <w:rPr>
@@ -9220,8 +9171,7 @@
     <w:p>
       <w:pPr>
         <w:pStyle w:val="Heading2"/>
-        <w:spacing w:before="280" w:after="80"/>
-        <w:keepNext/>
+        <w:spacing w:before="280" w:after="120"/>
       </w:pPr>
       <w:r>
         <w:rPr>
@@ -9785,8 +9735,7 @@
     <w:p>
       <w:pPr>
         <w:pStyle w:val="Heading2"/>
-        <w:spacing w:before="280" w:after="80"/>
-        <w:keepNext/>
+        <w:spacing w:before="280" w:after="120"/>
       </w:pPr>
       <w:r>
         <w:rPr>
@@ -11072,8 +11021,7 @@
     <w:p>
       <w:pPr>
         <w:pStyle w:val="Heading2"/>
-        <w:spacing w:before="280" w:after="80"/>
-        <w:keepNext/>
+        <w:spacing w:before="280" w:after="120"/>
       </w:pPr>
       <w:r>
         <w:rPr>
@@ -11836,7 +11784,7 @@
         </w:rPr>
         <w:drawing>
           <wp:inline>
-            <wp:extent cx="3600000" cy="1824434"/>
+            <wp:extent cx="3599999" cy="1824434"/>
             <wp:effectExtent b="0" l="0" r="0" t="0"/>
             <wp:docPr descr="" title="" id="40" name="Picture"/>
             <a:graphic>
@@ -11857,7 +11805,7 @@
                   <pic:spPr bwMode="auto">
                     <a:xfrm>
                       <a:off x="0" y="0"/>
-                      <a:ext cx="3600000" cy="1824434"/>
+                      <a:ext cx="3599999" cy="1824434"/>
                     </a:xfrm>
                     <a:prstGeom prst="rect">
                       <a:avLst/>
@@ -12208,7 +12156,7 @@
         </w:rPr>
         <w:drawing>
           <wp:inline>
-            <wp:extent cx="3600000" cy="855412"/>
+            <wp:extent cx="3599996" cy="855412"/>
             <wp:effectExtent b="0" l="0" r="0" t="0"/>
             <wp:docPr descr="" title="" id="43" name="Picture"/>
             <a:graphic>
@@ -12229,7 +12177,7 @@
                   <pic:spPr bwMode="auto">
                     <a:xfrm>
                       <a:off x="0" y="0"/>
-                      <a:ext cx="3600000" cy="855412"/>
+                      <a:ext cx="3599996" cy="855412"/>
                     </a:xfrm>
                     <a:prstGeom prst="rect">
                       <a:avLst/>
@@ -13455,8 +13403,7 @@
     <w:p>
       <w:pPr>
         <w:pStyle w:val="Heading2"/>
-        <w:spacing w:before="280" w:after="80"/>
-        <w:keepNext/>
+        <w:spacing w:before="280" w:after="120"/>
       </w:pPr>
       <w:r>
         <w:rPr>
@@ -13632,7 +13579,7 @@
         </w:rPr>
         <w:drawing>
           <wp:inline>
-            <wp:extent cx="3600000" cy="1013692"/>
+            <wp:extent cx="3599995" cy="1013692"/>
             <wp:effectExtent b="0" l="0" r="0" t="0"/>
             <wp:docPr descr="" title="" id="47" name="Picture"/>
             <a:graphic>
@@ -13653,7 +13600,7 @@
                   <pic:spPr bwMode="auto">
                     <a:xfrm>
                       <a:off x="0" y="0"/>
-                      <a:ext cx="3600000" cy="1013692"/>
+                      <a:ext cx="3599995" cy="1013692"/>
                     </a:xfrm>
                     <a:prstGeom prst="rect">
                       <a:avLst/>
@@ -13996,8 +13943,7 @@
     <w:p>
       <w:pPr>
         <w:pStyle w:val="Heading2"/>
-        <w:spacing w:before="280" w:after="80"/>
-        <w:keepNext/>
+        <w:spacing w:before="280" w:after="120"/>
       </w:pPr>
       <w:r>
         <w:rPr>
@@ -14735,7 +14681,7 @@
         </w:rPr>
         <w:drawing>
           <wp:inline>
-            <wp:extent cx="3600000" cy="1307678"/>
+            <wp:extent cx="3599997" cy="1307678"/>
             <wp:effectExtent b="0" l="0" r="0" t="0"/>
             <wp:docPr descr="" title="" id="51" name="Picture"/>
             <a:graphic>
@@ -14756,7 +14702,7 @@
                   <pic:spPr bwMode="auto">
                     <a:xfrm>
                       <a:off x="0" y="0"/>
-                      <a:ext cx="3600000" cy="1307678"/>
+                      <a:ext cx="3599997" cy="1307678"/>
                     </a:xfrm>
                     <a:prstGeom prst="rect">
                       <a:avLst/>
@@ -15337,8 +15283,7 @@
     <w:p>
       <w:pPr>
         <w:pStyle w:val="Heading2"/>
-        <w:spacing w:before="280" w:after="80"/>
-        <w:keepNext/>
+        <w:spacing w:before="280" w:after="120"/>
       </w:pPr>
       <w:r>
         <w:rPr>
@@ -16279,8 +16224,7 @@
     <w:p>
       <w:pPr>
         <w:pStyle w:val="Heading2"/>
-        <w:spacing w:before="280" w:after="80"/>
-        <w:keepNext/>
+        <w:spacing w:before="280" w:after="120"/>
       </w:pPr>
       <w:r>
         <w:rPr>
@@ -17619,8 +17563,8 @@
     <w:bookmarkEnd w:id="58"/>
     <w:bookmarkEnd w:id="59"/>
     <w:sectPr>
+      <w:headerReference w:type="default" r:id="rId55"/>
       <w:footerReference w:type="default" r:id="rId9"/>
-      <w:headerReference w:type="default" r:id="rId10"/>
       <w:footnotePr>
         <w:numRestart w:val="eachSect"/>
       </w:footnotePr>
@@ -17639,88 +17583,123 @@
 <w:ftr xmlns:m="http://schemas.openxmlformats.org/officeDocument/2006/math" xmlns:mc="http://schemas.openxmlformats.org/markup-compatibility/2006" xmlns:mo="http://schemas.microsoft.com/office/mac/office/2008/main" xmlns:mv="urn:schemas-microsoft-com:mac:vml" xmlns:o="urn:schemas-microsoft-com:office:office" xmlns:r="http://schemas.openxmlformats.org/officeDocument/2006/relationships" xmlns:v="urn:schemas-microsoft-com:vml" xmlns:w10="urn:schemas-microsoft-com:office:word" xmlns:w14="http://schemas.microsoft.com/office/word/2010/wordml" xmlns:w="http://schemas.openxmlformats.org/wordprocessingml/2006/main" xmlns:wne="http://schemas.microsoft.com/office/word/2006/wordml" xmlns:wp14="http://schemas.microsoft.com/office/word/2010/wordprocessingDrawing" xmlns:wp="http://schemas.openxmlformats.org/drawingml/2006/wordprocessingDrawing" xmlns:wpc="http://schemas.microsoft.com/office/word/2010/wordprocessingCanvas" xmlns:wpg="http://schemas.microsoft.com/office/word/2010/wordprocessingGroup" xmlns:wpi="http://schemas.microsoft.com/office/word/2010/wordprocessingInk" xmlns:wps="http://schemas.microsoft.com/office/word/2010/wordprocessingShape" mc:Ignorable="w14 wp14">
   <w:p>
     <w:pPr>
+      <w:pStyle w:val="Footer"/>
       <w:jc w:val="center"/>
     </w:pPr>
     <w:r>
       <w:rPr>
+        <w:rFonts w:ascii="Times New Roman" w:hAnsi="Times New Roman" w:eastAsia="Times New Roman" w:cs="Times New Roman"/>
+        <w:b w:val="0"/>
         <w:color w:val="000000"/>
-        <w:sz w:val="18"/>
+        <w:sz w:val="20"/>
       </w:rPr>
       <w:t xml:space="preserve">第 </w:t>
     </w:r>
     <w:r>
       <w:rPr>
+        <w:rFonts w:ascii="Times New Roman" w:hAnsi="Times New Roman" w:eastAsia="Times New Roman" w:cs="Times New Roman"/>
+        <w:b w:val="0"/>
         <w:color w:val="000000"/>
-        <w:sz w:val="18"/>
+        <w:sz w:val="20"/>
       </w:rPr>
       <w:fldChar w:fldCharType="begin"/>
     </w:r>
     <w:r>
       <w:rPr>
-        <w:sz w:val="18"/>
+        <w:rFonts w:ascii="Times New Roman" w:hAnsi="Times New Roman" w:eastAsia="Times New Roman" w:cs="Times New Roman"/>
+        <w:b w:val="0"/>
+        <w:color w:val="000000"/>
+        <w:sz w:val="20"/>
       </w:rPr>
       <w:instrText xml:space="preserve"> PAGE </w:instrText>
     </w:r>
     <w:r>
       <w:rPr>
-        <w:sz w:val="18"/>
+        <w:rFonts w:ascii="Times New Roman" w:hAnsi="Times New Roman" w:eastAsia="Times New Roman" w:cs="Times New Roman"/>
+        <w:b w:val="0"/>
+        <w:color w:val="000000"/>
+        <w:sz w:val="20"/>
       </w:rPr>
       <w:fldChar w:fldCharType="separate"/>
     </w:r>
     <w:r>
       <w:rPr>
-        <w:sz w:val="18"/>
+        <w:rFonts w:ascii="Times New Roman" w:hAnsi="Times New Roman" w:eastAsia="Times New Roman" w:cs="Times New Roman"/>
+        <w:b w:val="0"/>
+        <w:color w:val="000000"/>
+        <w:sz w:val="20"/>
       </w:rPr>
       <w:t>1</w:t>
     </w:r>
     <w:r>
       <w:rPr>
-        <w:sz w:val="18"/>
+        <w:rFonts w:ascii="Times New Roman" w:hAnsi="Times New Roman" w:eastAsia="Times New Roman" w:cs="Times New Roman"/>
+        <w:b w:val="0"/>
+        <w:color w:val="000000"/>
+        <w:sz w:val="20"/>
       </w:rPr>
       <w:fldChar w:fldCharType="end"/>
     </w:r>
     <w:r>
       <w:rPr>
+        <w:rFonts w:ascii="Times New Roman" w:hAnsi="Times New Roman" w:eastAsia="Times New Roman" w:cs="Times New Roman"/>
+        <w:b w:val="0"/>
         <w:color w:val="000000"/>
-        <w:sz w:val="18"/>
+        <w:sz w:val="20"/>
       </w:rPr>
       <w:t xml:space="preserve"> 页 / 共 </w:t>
     </w:r>
     <w:r>
       <w:rPr>
+        <w:rFonts w:ascii="Times New Roman" w:hAnsi="Times New Roman" w:eastAsia="Times New Roman" w:cs="Times New Roman"/>
+        <w:b w:val="0"/>
         <w:color w:val="000000"/>
-        <w:sz w:val="18"/>
+        <w:sz w:val="20"/>
       </w:rPr>
       <w:fldChar w:fldCharType="begin"/>
     </w:r>
     <w:r>
       <w:rPr>
-        <w:sz w:val="18"/>
+        <w:rFonts w:ascii="Times New Roman" w:hAnsi="Times New Roman" w:eastAsia="Times New Roman" w:cs="Times New Roman"/>
+        <w:b w:val="0"/>
+        <w:color w:val="000000"/>
+        <w:sz w:val="20"/>
       </w:rPr>
       <w:instrText xml:space="preserve"> NUMPAGES </w:instrText>
     </w:r>
     <w:r>
       <w:rPr>
-        <w:sz w:val="18"/>
+        <w:rFonts w:ascii="Times New Roman" w:hAnsi="Times New Roman" w:eastAsia="Times New Roman" w:cs="Times New Roman"/>
+        <w:b w:val="0"/>
+        <w:color w:val="000000"/>
+        <w:sz w:val="20"/>
       </w:rPr>
       <w:fldChar w:fldCharType="separate"/>
     </w:r>
     <w:r>
       <w:rPr>
-        <w:sz w:val="18"/>
+        <w:rFonts w:ascii="Times New Roman" w:hAnsi="Times New Roman" w:eastAsia="Times New Roman" w:cs="Times New Roman"/>
+        <w:b w:val="0"/>
+        <w:color w:val="000000"/>
+        <w:sz w:val="20"/>
       </w:rPr>
       <w:t>1</w:t>
     </w:r>
     <w:r>
       <w:rPr>
-        <w:sz w:val="18"/>
+        <w:rFonts w:ascii="Times New Roman" w:hAnsi="Times New Roman" w:eastAsia="Times New Roman" w:cs="Times New Roman"/>
+        <w:b w:val="0"/>
+        <w:color w:val="000000"/>
+        <w:sz w:val="20"/>
       </w:rPr>
       <w:fldChar w:fldCharType="end"/>
     </w:r>
     <w:r>
       <w:rPr>
+        <w:rFonts w:ascii="Times New Roman" w:hAnsi="Times New Roman" w:eastAsia="Times New Roman" w:cs="Times New Roman"/>
+        <w:b w:val="0"/>
         <w:color w:val="000000"/>
-        <w:sz w:val="18"/>
+        <w:sz w:val="20"/>
       </w:rPr>
       <w:t xml:space="preserve"> 页</w:t>
     </w:r>
@@ -17758,10 +17737,12 @@
     </w:pPr>
     <w:r>
       <w:rPr>
+        <w:rFonts w:ascii="Times New Roman" w:hAnsi="Times New Roman" w:eastAsia="Times New Roman" w:cs="Times New Roman"/>
+        <w:b w:val="0"/>
         <w:color w:val="000000"/>
         <w:sz w:val="18"/>
       </w:rPr>
-      <w:t>第四篇 元素与分析 · 第四篇-元素与分析-99-综合题-学生版</w:t>
+      <w:t xml:space="preserve">第 99 章 综合题</w:t>
     </w:r>
   </w:p>
 </w:hdr>
@@ -18656,7 +18637,7 @@
     <ns0:rPr>
       <ns0:rFonts ns0:ascii="Times New Roman" ns0:cs="Times New Roman" ns0:eastAsia="SimHei" ns0:hAnsi="Times New Roman"/>
       <ns0:b/>
-      <ns0:color ns0:val="17324D"/>
+      <ns0:color ns0:val="000000"/>
       <ns0:sz ns0:val="44"/>
       <ns0:szCs ns0:val="56"/>
     </ns0:rPr>
@@ -18798,7 +18779,7 @@
     <ns0:rPr>
       <ns0:rFonts ns0:ascii="Times New Roman" ns0:cs="Times New Roman" ns0:eastAsia="SimHei" ns0:hAnsi="Times New Roman"/>
       <ns0:b/>
-      <ns0:color ns0:val="17324D"/>
+      <ns0:color ns0:val="000000"/>
       <ns0:sz ns0:val="32"/>
       <ns0:szCs ns0:val="40"/>
     </ns0:rPr>
@@ -18822,7 +18803,7 @@
     <ns0:rPr>
       <ns0:rFonts ns0:ascii="Times New Roman" ns0:cs="Times New Roman" ns0:eastAsia="SimHei" ns0:hAnsi="Times New Roman"/>
       <ns0:b/>
-      <ns0:color ns0:val="17324D"/>
+      <ns0:color ns0:val="000000"/>
       <ns0:sz ns0:val="28"/>
       <ns0:szCs ns0:val="32"/>
     </ns0:rPr>
@@ -18846,7 +18827,7 @@
     <ns0:rPr>
       <ns0:rFonts ns0:ascii="Times New Roman" ns0:cs="Times New Roman" ns0:eastAsia="SimHei" ns0:hAnsi="Times New Roman"/>
       <ns0:b/>
-      <ns0:color ns0:val="17324D"/>
+      <ns0:color ns0:val="000000"/>
       <ns0:sz ns0:val="25"/>
       <ns0:szCs ns0:val="28"/>
     </ns0:rPr>
@@ -19322,7 +19303,7 @@
     <w:rPr>
       <w:rFonts w:ascii="Times New Roman" w:hAnsi="Times New Roman" w:eastAsia="FangSong" w:cs="Times New Roman"/>
       <w:b/>
-      <w:color w:val="000000"/>
+      <w:color w:val="007020"/>
     </w:rPr>
   </w:style>
   <w:style w:type="character" w:customStyle="1" w:styleId="DataTypeTok">
@@ -19330,7 +19311,7 @@
     <w:basedOn w:val="VerbatimChar"/>
     <w:rPr>
       <w:rFonts w:ascii="Times New Roman" w:hAnsi="Times New Roman" w:eastAsia="FangSong" w:cs="Times New Roman"/>
-      <w:color w:val="000000"/>
+      <w:color w:val="902000"/>
     </w:rPr>
   </w:style>
   <w:style w:type="character" w:customStyle="1" w:styleId="DecValTok">
@@ -19338,7 +19319,7 @@
     <w:basedOn w:val="VerbatimChar"/>
     <w:rPr>
       <w:rFonts w:ascii="Times New Roman" w:hAnsi="Times New Roman" w:eastAsia="FangSong" w:cs="Times New Roman"/>
-      <w:color w:val="000000"/>
+      <w:color w:val="40a070"/>
     </w:rPr>
   </w:style>
   <w:style w:type="character" w:customStyle="1" w:styleId="BaseNTok">
@@ -19346,7 +19327,7 @@
     <w:basedOn w:val="VerbatimChar"/>
     <w:rPr>
       <w:rFonts w:ascii="Times New Roman" w:hAnsi="Times New Roman" w:eastAsia="FangSong" w:cs="Times New Roman"/>
-      <w:color w:val="000000"/>
+      <w:color w:val="40a070"/>
     </w:rPr>
   </w:style>
   <w:style w:type="character" w:customStyle="1" w:styleId="FloatTok">
@@ -19354,7 +19335,7 @@
     <w:basedOn w:val="VerbatimChar"/>
     <w:rPr>
       <w:rFonts w:ascii="Times New Roman" w:hAnsi="Times New Roman" w:eastAsia="FangSong" w:cs="Times New Roman"/>
-      <w:color w:val="000000"/>
+      <w:color w:val="40a070"/>
     </w:rPr>
   </w:style>
   <w:style w:type="character" w:customStyle="1" w:styleId="ConstantTok">
@@ -19362,7 +19343,7 @@
     <w:basedOn w:val="VerbatimChar"/>
     <w:rPr>
       <w:rFonts w:ascii="Times New Roman" w:hAnsi="Times New Roman" w:eastAsia="FangSong" w:cs="Times New Roman"/>
-      <w:color w:val="000000"/>
+      <w:color w:val="880000"/>
     </w:rPr>
   </w:style>
   <w:style w:type="character" w:customStyle="1" w:styleId="CharTok">
@@ -19370,7 +19351,7 @@
     <w:basedOn w:val="VerbatimChar"/>
     <w:rPr>
       <w:rFonts w:ascii="Times New Roman" w:hAnsi="Times New Roman" w:eastAsia="FangSong" w:cs="Times New Roman"/>
-      <w:color w:val="000000"/>
+      <w:color w:val="4070a0"/>
     </w:rPr>
   </w:style>
   <w:style w:type="character" w:customStyle="1" w:styleId="SpecialCharTok">
@@ -19378,7 +19359,7 @@
     <w:basedOn w:val="VerbatimChar"/>
     <w:rPr>
       <w:rFonts w:ascii="Times New Roman" w:hAnsi="Times New Roman" w:eastAsia="FangSong" w:cs="Times New Roman"/>
-      <w:color w:val="000000"/>
+      <w:color w:val="4070a0"/>
     </w:rPr>
   </w:style>
   <w:style w:type="character" w:customStyle="1" w:styleId="StringTok">
@@ -19386,7 +19367,7 @@
     <w:basedOn w:val="VerbatimChar"/>
     <w:rPr>
       <w:rFonts w:ascii="Times New Roman" w:hAnsi="Times New Roman" w:eastAsia="FangSong" w:cs="Times New Roman"/>
-      <w:color w:val="000000"/>
+      <w:color w:val="4070a0"/>
     </w:rPr>
   </w:style>
   <w:style w:type="character" w:customStyle="1" w:styleId="VerbatimStringTok">
@@ -19394,7 +19375,7 @@
     <w:basedOn w:val="VerbatimChar"/>
     <w:rPr>
       <w:rFonts w:ascii="Times New Roman" w:hAnsi="Times New Roman" w:eastAsia="FangSong" w:cs="Times New Roman"/>
-      <w:color w:val="000000"/>
+      <w:color w:val="4070a0"/>
     </w:rPr>
   </w:style>
   <w:style w:type="character" w:customStyle="1" w:styleId="SpecialStringTok">
@@ -19402,7 +19383,7 @@
     <w:basedOn w:val="VerbatimChar"/>
     <w:rPr>
       <w:rFonts w:ascii="Times New Roman" w:hAnsi="Times New Roman" w:eastAsia="FangSong" w:cs="Times New Roman"/>
-      <w:color w:val="000000"/>
+      <w:color w:val="bb6688"/>
     </w:rPr>
   </w:style>
   <w:style w:type="character" w:customStyle="1" w:styleId="ImportTok">
@@ -19411,7 +19392,7 @@
     <w:rPr>
       <w:rFonts w:ascii="Times New Roman" w:hAnsi="Times New Roman" w:eastAsia="FangSong" w:cs="Times New Roman"/>
       <w:b/>
-      <w:color w:val="000000"/>
+      <w:color w:val="008000"/>
     </w:rPr>
   </w:style>
   <w:style w:type="character" w:customStyle="1" w:styleId="CommentTok">
@@ -19420,7 +19401,7 @@
     <w:rPr>
       <w:rFonts w:ascii="Times New Roman" w:hAnsi="Times New Roman" w:eastAsia="FangSong" w:cs="Times New Roman"/>
       <w:i/>
-      <w:color w:val="000000"/>
+      <w:color w:val="60a0b0"/>
     </w:rPr>
   </w:style>
   <w:style w:type="character" w:customStyle="1" w:styleId="DocumentationTok">
@@ -19429,7 +19410,7 @@
     <w:rPr>
       <w:rFonts w:ascii="Times New Roman" w:hAnsi="Times New Roman" w:eastAsia="FangSong" w:cs="Times New Roman"/>
       <w:i/>
-      <w:color w:val="000000"/>
+      <w:color w:val="ba2121"/>
     </w:rPr>
   </w:style>
   <w:style w:type="character" w:customStyle="1" w:styleId="AnnotationTok">
@@ -19439,7 +19420,7 @@
       <w:rFonts w:ascii="Times New Roman" w:hAnsi="Times New Roman" w:eastAsia="FangSong" w:cs="Times New Roman"/>
       <w:b/>
       <w:i/>
-      <w:color w:val="000000"/>
+      <w:color w:val="60a0b0"/>
     </w:rPr>
   </w:style>
   <w:style w:type="character" w:customStyle="1" w:styleId="CommentVarTok">
@@ -19449,7 +19430,7 @@
       <w:rFonts w:ascii="Times New Roman" w:hAnsi="Times New Roman" w:eastAsia="FangSong" w:cs="Times New Roman"/>
       <w:b/>
       <w:i/>
-      <w:color w:val="000000"/>
+      <w:color w:val="60a0b0"/>
     </w:rPr>
   </w:style>
   <w:style w:type="character" w:customStyle="1" w:styleId="OtherTok">
@@ -19457,7 +19438,7 @@
     <w:basedOn w:val="VerbatimChar"/>
     <w:rPr>
       <w:rFonts w:ascii="Times New Roman" w:hAnsi="Times New Roman" w:eastAsia="FangSong" w:cs="Times New Roman"/>
-      <w:color w:val="000000"/>
+      <w:color w:val="007020"/>
     </w:rPr>
   </w:style>
   <w:style w:type="character" w:customStyle="1" w:styleId="FunctionTok">
@@ -19465,7 +19446,7 @@
     <w:basedOn w:val="VerbatimChar"/>
     <w:rPr>
       <w:rFonts w:ascii="Times New Roman" w:hAnsi="Times New Roman" w:eastAsia="FangSong" w:cs="Times New Roman"/>
-      <w:color w:val="000000"/>
+      <w:color w:val="06287e"/>
     </w:rPr>
   </w:style>
   <w:style w:type="character" w:customStyle="1" w:styleId="VariableTok">
@@ -19473,7 +19454,7 @@
     <w:basedOn w:val="VerbatimChar"/>
     <w:rPr>
       <w:rFonts w:ascii="Times New Roman" w:hAnsi="Times New Roman" w:eastAsia="FangSong" w:cs="Times New Roman"/>
-      <w:color w:val="000000"/>
+      <w:color w:val="19177c"/>
     </w:rPr>
   </w:style>
   <w:style w:type="character" w:customStyle="1" w:styleId="ControlFlowTok">
@@ -19482,7 +19463,7 @@
     <w:rPr>
       <w:rFonts w:ascii="Times New Roman" w:hAnsi="Times New Roman" w:eastAsia="FangSong" w:cs="Times New Roman"/>
       <w:b/>
-      <w:color w:val="000000"/>
+      <w:color w:val="007020"/>
     </w:rPr>
   </w:style>
   <w:style w:type="character" w:customStyle="1" w:styleId="OperatorTok">
@@ -19490,7 +19471,7 @@
     <w:basedOn w:val="VerbatimChar"/>
     <w:rPr>
       <w:rFonts w:ascii="Times New Roman" w:hAnsi="Times New Roman" w:eastAsia="FangSong" w:cs="Times New Roman"/>
-      <w:color w:val="000000"/>
+      <w:color w:val="666666"/>
     </w:rPr>
   </w:style>
   <w:style w:type="character" w:customStyle="1" w:styleId="BuiltInTok">
@@ -19498,7 +19479,7 @@
     <w:basedOn w:val="VerbatimChar"/>
     <w:rPr>
       <w:rFonts w:ascii="Times New Roman" w:hAnsi="Times New Roman" w:eastAsia="FangSong" w:cs="Times New Roman"/>
-      <w:color w:val="000000"/>
+      <w:color w:val="008000"/>
     </w:rPr>
   </w:style>
   <w:style w:type="character" w:customStyle="1" w:styleId="ExtensionTok">
@@ -19513,7 +19494,7 @@
     <w:basedOn w:val="VerbatimChar"/>
     <w:rPr>
       <w:rFonts w:ascii="Times New Roman" w:hAnsi="Times New Roman" w:eastAsia="FangSong" w:cs="Times New Roman"/>
-      <w:color w:val="000000"/>
+      <w:color w:val="bc7a00"/>
     </w:rPr>
   </w:style>
   <w:style w:type="character" w:customStyle="1" w:styleId="AttributeTok">
@@ -19521,7 +19502,7 @@
     <w:basedOn w:val="VerbatimChar"/>
     <w:rPr>
       <w:rFonts w:ascii="Times New Roman" w:hAnsi="Times New Roman" w:eastAsia="FangSong" w:cs="Times New Roman"/>
-      <w:color w:val="000000"/>
+      <w:color w:val="7d9029"/>
     </w:rPr>
   </w:style>
   <w:style w:type="character" w:customStyle="1" w:styleId="RegionMarkerTok">
@@ -19538,7 +19519,7 @@
       <w:rFonts w:ascii="Times New Roman" w:hAnsi="Times New Roman" w:eastAsia="FangSong" w:cs="Times New Roman"/>
       <w:b/>
       <w:i/>
-      <w:color w:val="000000"/>
+      <w:color w:val="60a0b0"/>
     </w:rPr>
   </w:style>
   <w:style w:type="character" w:customStyle="1" w:styleId="WarningTok">
@@ -19548,7 +19529,7 @@
       <w:rFonts w:ascii="Times New Roman" w:hAnsi="Times New Roman" w:eastAsia="FangSong" w:cs="Times New Roman"/>
       <w:b/>
       <w:i/>
-      <w:color w:val="000000"/>
+      <w:color w:val="60a0b0"/>
     </w:rPr>
   </w:style>
   <w:style w:type="character" w:customStyle="1" w:styleId="AlertTok">
@@ -19557,7 +19538,7 @@
     <w:rPr>
       <w:rFonts w:ascii="Times New Roman" w:hAnsi="Times New Roman" w:eastAsia="FangSong" w:cs="Times New Roman"/>
       <w:b/>
-      <w:color w:val="000000"/>
+      <w:color w:val="ff0000"/>
     </w:rPr>
   </w:style>
   <w:style w:type="character" w:customStyle="1" w:styleId="ErrorTok">
@@ -19566,7 +19547,7 @@
     <w:rPr>
       <w:rFonts w:ascii="Times New Roman" w:hAnsi="Times New Roman" w:eastAsia="FangSong" w:cs="Times New Roman"/>
       <w:b/>
-      <w:color w:val="000000"/>
+      <w:color w:val="ff0000"/>
     </w:rPr>
   </w:style>
   <w:style w:type="character" w:customStyle="1" w:styleId="NormalTok">

--- a/00-首页/题组Word/习题书/第四篇-元素与分析/第四篇-元素与分析-99-综合题-学生版-打印版.docx
+++ b/00-首页/题组Word/习题书/第四篇-元素与分析/第四篇-元素与分析-99-综合题-学生版-打印版.docx
@@ -1716,7 +1716,7 @@
         <m:sSubSup>
           <m:e>
             <m:r>
-              <m:t>​</m:t>
+              <m:t xml:space="preserve"> </m:t>
             </m:r>
           </m:e>
           <m:sub>
@@ -1799,7 +1799,7 @@
             <m:sSup>
               <m:e>
                 <m:r>
-                  <m:t>​</m:t>
+                  <m:t xml:space="preserve"> </m:t>
                 </m:r>
               </m:e>
               <m:sup>
@@ -1865,7 +1865,7 @@
             <m:sSup>
               <m:e>
                 <m:r>
-                  <m:t>​</m:t>
+                  <m:t xml:space="preserve"> </m:t>
                 </m:r>
               </m:e>
               <m:sup>

--- a/00-首页/题组Word/习题书/第四篇-元素与分析/第四篇-元素与分析-99-综合题-学生版-打印版.docx
+++ b/00-首页/题组Word/习题书/第四篇-元素与分析/第四篇-元素与分析-99-综合题-学生版-打印版.docx
@@ -6240,6 +6240,7 @@
     <w:p>
       <w:pPr>
         <w:pStyle w:val="BodyText"/>
+        <w:spacing w:before="0" w:after="0"/>
       </w:pPr>
       <w:r>
         <w:rPr>
@@ -6263,6 +6264,7 @@
     <w:p>
       <w:pPr>
         <w:pStyle w:val="BodyText"/>
+        <w:spacing w:before="0" w:after="0"/>
       </w:pPr>
       <w:r>
         <w:rPr>
@@ -6382,6 +6384,7 @@
     <w:p>
       <w:pPr>
         <w:pStyle w:val="BodyText"/>
+        <w:spacing w:before="0" w:after="0"/>
       </w:pPr>
       <w:r>
         <w:rPr>
@@ -6621,6 +6624,7 @@
     <w:p>
       <w:pPr>
         <w:pStyle w:val="BodyText"/>
+        <w:spacing w:before="0" w:after="0"/>
       </w:pPr>
       <w:r>
         <w:rPr>
@@ -9970,6 +9974,7 @@
     <w:p>
       <w:pPr>
         <w:pStyle w:val="BodyText"/>
+        <w:spacing w:before="0" w:after="0"/>
       </w:pPr>
       <w:r>
         <w:rPr>
@@ -10182,6 +10187,7 @@
     <w:p>
       <w:pPr>
         <w:pStyle w:val="BodyText"/>
+        <w:spacing w:before="0" w:after="0"/>
       </w:pPr>
       <w:r>
         <w:rPr>
@@ -10474,6 +10480,7 @@
     <w:p>
       <w:pPr>
         <w:pStyle w:val="BodyText"/>
+        <w:spacing w:before="0" w:after="0"/>
       </w:pPr>
       <w:r>
         <w:rPr>
@@ -10701,6 +10708,7 @@
     <w:p>
       <w:pPr>
         <w:pStyle w:val="BodyText"/>
+        <w:spacing w:before="0" w:after="0"/>
       </w:pPr>
       <w:r>
         <w:rPr>
@@ -12230,6 +12238,14 @@
       <w:tblPr>
         <w:tblStyle w:val="Table"/>
         <w:tblW w:type="auto" w:w="0"/>
+        <w:tblBorders>
+          <w:top w:val="single" w:sz="12" w:space="0" w:color="000000"/>
+          <w:left w:val="none" w:sz="0" w:space="0" w:color="auto"/>
+          <w:bottom w:val="single" w:sz="12" w:space="0" w:color="000000"/>
+          <w:right w:val="none" w:sz="0" w:space="0" w:color="auto"/>
+          <w:insideH w:val="none" w:sz="0" w:space="0" w:color="auto"/>
+          <w:insideV w:val="none" w:sz="0" w:space="0" w:color="auto"/>
+        </w:tblBorders>
         <w:tblLook w:firstRow="1" w:lastRow="0" w:firstColumn="0" w:lastColumn="0" w:noHBand="0" w:noVBand="0" w:val="0020"/>
       </w:tblPr>
       <w:tblGrid>
@@ -12243,7 +12259,11 @@
           <w:tblHeader w:val="on"/>
         </w:trPr>
         <w:tc>
-          <w:tcPr/>
+          <w:tcPr>
+            <w:tcBorders>
+              <w:bottom w:val="single" w:sz="8" w:space="0" w:color="000000"/>
+            </w:tcBorders>
+          </w:tcPr>
           <w:p>
             <w:pPr>
               <w:pStyle w:val="Compact"/>
@@ -12259,7 +12279,11 @@
           </w:p>
         </w:tc>
         <w:tc>
-          <w:tcPr/>
+          <w:tcPr>
+            <w:tcBorders>
+              <w:bottom w:val="single" w:sz="8" w:space="0" w:color="000000"/>
+            </w:tcBorders>
+          </w:tcPr>
           <w:p>
             <w:pPr>
               <w:pStyle w:val="Compact"/>
@@ -12310,7 +12334,11 @@
           </w:p>
         </w:tc>
         <w:tc>
-          <w:tcPr/>
+          <w:tcPr>
+            <w:tcBorders>
+              <w:bottom w:val="single" w:sz="8" w:space="0" w:color="000000"/>
+            </w:tcBorders>
+          </w:tcPr>
           <w:p>
             <w:pPr>
               <w:pStyle w:val="Compact"/>
@@ -12361,7 +12389,11 @@
           </w:p>
         </w:tc>
         <w:tc>
-          <w:tcPr/>
+          <w:tcPr>
+            <w:tcBorders>
+              <w:bottom w:val="single" w:sz="8" w:space="0" w:color="000000"/>
+            </w:tcBorders>
+          </w:tcPr>
           <w:p>
             <w:pPr>
               <w:pStyle w:val="Compact"/>
@@ -14142,6 +14174,14 @@
         <w:tblStyle w:val="Table"/>
         <w:tblW w:type="pct" w:w="5000"/>
         <w:tblLayout w:type="fixed"/>
+        <w:tblBorders>
+          <w:top w:val="single" w:sz="12" w:space="0" w:color="000000"/>
+          <w:left w:val="none" w:sz="0" w:space="0" w:color="auto"/>
+          <w:bottom w:val="single" w:sz="12" w:space="0" w:color="000000"/>
+          <w:right w:val="none" w:sz="0" w:space="0" w:color="auto"/>
+          <w:insideH w:val="none" w:sz="0" w:space="0" w:color="auto"/>
+          <w:insideV w:val="none" w:sz="0" w:space="0" w:color="auto"/>
+        </w:tblBorders>
         <w:tblLook w:firstRow="1" w:lastRow="0" w:firstColumn="0" w:lastColumn="0" w:noHBand="0" w:noVBand="0" w:val="0020"/>
       </w:tblPr>
       <w:tblGrid>
@@ -14156,7 +14196,11 @@
           <w:tblHeader w:val="on"/>
         </w:trPr>
         <w:tc>
-          <w:tcPr/>
+          <w:tcPr>
+            <w:tcBorders>
+              <w:bottom w:val="single" w:sz="8" w:space="0" w:color="000000"/>
+            </w:tcBorders>
+          </w:tcPr>
           <w:p>
             <w:pPr>
               <w:pStyle w:val="Compact"/>
@@ -14172,7 +14216,11 @@
           </w:p>
         </w:tc>
         <w:tc>
-          <w:tcPr/>
+          <w:tcPr>
+            <w:tcBorders>
+              <w:bottom w:val="single" w:sz="8" w:space="0" w:color="000000"/>
+            </w:tcBorders>
+          </w:tcPr>
           <w:p>
             <w:pPr>
               <w:pStyle w:val="Compact"/>
@@ -14202,7 +14250,11 @@
           </w:p>
         </w:tc>
         <w:tc>
-          <w:tcPr/>
+          <w:tcPr>
+            <w:tcBorders>
+              <w:bottom w:val="single" w:sz="8" w:space="0" w:color="000000"/>
+            </w:tcBorders>
+          </w:tcPr>
           <w:p>
             <w:pPr>
               <w:pStyle w:val="Compact"/>
@@ -14232,7 +14284,11 @@
           </w:p>
         </w:tc>
         <w:tc>
-          <w:tcPr/>
+          <w:tcPr>
+            <w:tcBorders>
+              <w:bottom w:val="single" w:sz="8" w:space="0" w:color="000000"/>
+            </w:tcBorders>
+          </w:tcPr>
           <w:p>
             <w:pPr>
               <w:pStyle w:val="Compact"/>
@@ -14255,7 +14311,11 @@
           </w:p>
         </w:tc>
         <w:tc>
-          <w:tcPr/>
+          <w:tcPr>
+            <w:tcBorders>
+              <w:bottom w:val="single" w:sz="8" w:space="0" w:color="000000"/>
+            </w:tcBorders>
+          </w:tcPr>
           <w:p>
             <w:pPr>
               <w:pStyle w:val="Compact"/>
@@ -15659,6 +15719,14 @@
       <w:tblPr>
         <w:tblStyle w:val="Table"/>
         <w:tblW w:type="auto" w:w="0"/>
+        <w:tblBorders>
+          <w:top w:val="single" w:sz="12" w:space="0" w:color="000000"/>
+          <w:left w:val="none" w:sz="0" w:space="0" w:color="auto"/>
+          <w:bottom w:val="single" w:sz="12" w:space="0" w:color="000000"/>
+          <w:right w:val="none" w:sz="0" w:space="0" w:color="auto"/>
+          <w:insideH w:val="none" w:sz="0" w:space="0" w:color="auto"/>
+          <w:insideV w:val="none" w:sz="0" w:space="0" w:color="auto"/>
+        </w:tblBorders>
         <w:tblLook w:firstRow="1" w:lastRow="0" w:firstColumn="0" w:lastColumn="0" w:noHBand="0" w:noVBand="0" w:val="0020"/>
       </w:tblPr>
       <w:tblGrid>
@@ -15673,7 +15741,11 @@
           <w:tblHeader w:val="on"/>
         </w:trPr>
         <w:tc>
-          <w:tcPr/>
+          <w:tcPr>
+            <w:tcBorders>
+              <w:bottom w:val="single" w:sz="8" w:space="0" w:color="000000"/>
+            </w:tcBorders>
+          </w:tcPr>
           <w:p>
             <w:pPr>
               <w:pStyle w:val="Compact"/>
@@ -15696,7 +15768,11 @@
           </w:p>
         </w:tc>
         <w:tc>
-          <w:tcPr/>
+          <w:tcPr>
+            <w:tcBorders>
+              <w:bottom w:val="single" w:sz="8" w:space="0" w:color="000000"/>
+            </w:tcBorders>
+          </w:tcPr>
           <w:p>
             <w:pPr>
               <w:pStyle w:val="Compact"/>
@@ -15712,7 +15788,11 @@
           </w:p>
         </w:tc>
         <w:tc>
-          <w:tcPr/>
+          <w:tcPr>
+            <w:tcBorders>
+              <w:bottom w:val="single" w:sz="8" w:space="0" w:color="000000"/>
+            </w:tcBorders>
+          </w:tcPr>
           <w:p>
             <w:pPr>
               <w:pStyle w:val="Compact"/>
@@ -15728,7 +15808,11 @@
           </w:p>
         </w:tc>
         <w:tc>
-          <w:tcPr/>
+          <w:tcPr>
+            <w:tcBorders>
+              <w:bottom w:val="single" w:sz="8" w:space="0" w:color="000000"/>
+            </w:tcBorders>
+          </w:tcPr>
           <w:p>
             <w:pPr>
               <w:pStyle w:val="Compact"/>
@@ -15744,7 +15828,11 @@
           </w:p>
         </w:tc>
         <w:tc>
-          <w:tcPr/>
+          <w:tcPr>
+            <w:tcBorders>
+              <w:bottom w:val="single" w:sz="8" w:space="0" w:color="000000"/>
+            </w:tcBorders>
+          </w:tcPr>
           <w:p>
             <w:pPr>
               <w:pStyle w:val="Compact"/>
@@ -16884,8 +16972,8 @@
           <w:ilvl w:val="0"/>
           <w:numId w:val="1013"/>
         </w:numPr>
+        <w:spacing w:before="0" w:after="0"/>
         <w:ind w:left="480" w:hanging="480"/>
-        <w:spacing w:after="0"/>
       </w:pPr>
       <m:oMath>
         <m:sSub>
@@ -16964,8 +17052,8 @@
           <w:ilvl w:val="0"/>
           <w:numId w:val="1013"/>
         </w:numPr>
+        <w:spacing w:before="0" w:after="0"/>
         <w:ind w:left="480" w:hanging="480"/>
-        <w:spacing w:before="0" w:after="0"/>
       </w:pPr>
       <w:r>
         <w:rPr>
@@ -16998,8 +17086,8 @@
           <w:ilvl w:val="0"/>
           <w:numId w:val="1013"/>
         </w:numPr>
+        <w:spacing w:before="0" w:after="0"/>
         <w:ind w:left="480" w:hanging="480"/>
-        <w:spacing w:before="0" w:after="0"/>
       </w:pPr>
       <w:r>
         <w:rPr>
@@ -17026,8 +17114,8 @@
           <w:ilvl w:val="0"/>
           <w:numId w:val="1013"/>
         </w:numPr>
+        <w:spacing w:before="0" w:after="0"/>
         <w:ind w:left="480" w:hanging="480"/>
-        <w:spacing w:before="0" w:after="0"/>
       </w:pPr>
       <w:r>
         <w:rPr>
@@ -17054,8 +17142,8 @@
           <w:ilvl w:val="0"/>
           <w:numId w:val="1013"/>
         </w:numPr>
+        <w:spacing w:before="0" w:after="0"/>
         <w:ind w:left="480" w:hanging="480"/>
-        <w:spacing w:before="0" w:after="180"/>
       </w:pPr>
       <w:r>
         <w:rPr>
@@ -17563,7 +17651,6 @@
     <w:bookmarkEnd w:id="58"/>
     <w:bookmarkEnd w:id="59"/>
     <w:sectPr>
-      <w:headerReference w:type="default" r:id="rId55"/>
       <w:footerReference w:type="default" r:id="rId9"/>
       <w:footnotePr>
         <w:numRestart w:val="eachSect"/>
@@ -17590,16 +17677,6 @@
       <w:rPr>
         <w:rFonts w:ascii="Times New Roman" w:hAnsi="Times New Roman" w:eastAsia="Times New Roman" w:cs="Times New Roman"/>
         <w:b w:val="0"/>
-        <w:color w:val="000000"/>
-        <w:sz w:val="20"/>
-      </w:rPr>
-      <w:t xml:space="preserve">第 </w:t>
-    </w:r>
-    <w:r>
-      <w:rPr>
-        <w:rFonts w:ascii="Times New Roman" w:hAnsi="Times New Roman" w:eastAsia="Times New Roman" w:cs="Times New Roman"/>
-        <w:b w:val="0"/>
-        <w:color w:val="000000"/>
         <w:sz w:val="20"/>
       </w:rPr>
       <w:fldChar w:fldCharType="begin"/>
@@ -17608,7 +17685,6 @@
       <w:rPr>
         <w:rFonts w:ascii="Times New Roman" w:hAnsi="Times New Roman" w:eastAsia="Times New Roman" w:cs="Times New Roman"/>
         <w:b w:val="0"/>
-        <w:color w:val="000000"/>
         <w:sz w:val="20"/>
       </w:rPr>
       <w:instrText xml:space="preserve"> PAGE </w:instrText>
@@ -17617,91 +17693,9 @@
       <w:rPr>
         <w:rFonts w:ascii="Times New Roman" w:hAnsi="Times New Roman" w:eastAsia="Times New Roman" w:cs="Times New Roman"/>
         <w:b w:val="0"/>
-        <w:color w:val="000000"/>
-        <w:sz w:val="20"/>
-      </w:rPr>
-      <w:fldChar w:fldCharType="separate"/>
-    </w:r>
-    <w:r>
-      <w:rPr>
-        <w:rFonts w:ascii="Times New Roman" w:hAnsi="Times New Roman" w:eastAsia="Times New Roman" w:cs="Times New Roman"/>
-        <w:b w:val="0"/>
-        <w:color w:val="000000"/>
-        <w:sz w:val="20"/>
-      </w:rPr>
-      <w:t>1</w:t>
-    </w:r>
-    <w:r>
-      <w:rPr>
-        <w:rFonts w:ascii="Times New Roman" w:hAnsi="Times New Roman" w:eastAsia="Times New Roman" w:cs="Times New Roman"/>
-        <w:b w:val="0"/>
-        <w:color w:val="000000"/>
         <w:sz w:val="20"/>
       </w:rPr>
       <w:fldChar w:fldCharType="end"/>
-    </w:r>
-    <w:r>
-      <w:rPr>
-        <w:rFonts w:ascii="Times New Roman" w:hAnsi="Times New Roman" w:eastAsia="Times New Roman" w:cs="Times New Roman"/>
-        <w:b w:val="0"/>
-        <w:color w:val="000000"/>
-        <w:sz w:val="20"/>
-      </w:rPr>
-      <w:t xml:space="preserve"> 页 / 共 </w:t>
-    </w:r>
-    <w:r>
-      <w:rPr>
-        <w:rFonts w:ascii="Times New Roman" w:hAnsi="Times New Roman" w:eastAsia="Times New Roman" w:cs="Times New Roman"/>
-        <w:b w:val="0"/>
-        <w:color w:val="000000"/>
-        <w:sz w:val="20"/>
-      </w:rPr>
-      <w:fldChar w:fldCharType="begin"/>
-    </w:r>
-    <w:r>
-      <w:rPr>
-        <w:rFonts w:ascii="Times New Roman" w:hAnsi="Times New Roman" w:eastAsia="Times New Roman" w:cs="Times New Roman"/>
-        <w:b w:val="0"/>
-        <w:color w:val="000000"/>
-        <w:sz w:val="20"/>
-      </w:rPr>
-      <w:instrText xml:space="preserve"> NUMPAGES </w:instrText>
-    </w:r>
-    <w:r>
-      <w:rPr>
-        <w:rFonts w:ascii="Times New Roman" w:hAnsi="Times New Roman" w:eastAsia="Times New Roman" w:cs="Times New Roman"/>
-        <w:b w:val="0"/>
-        <w:color w:val="000000"/>
-        <w:sz w:val="20"/>
-      </w:rPr>
-      <w:fldChar w:fldCharType="separate"/>
-    </w:r>
-    <w:r>
-      <w:rPr>
-        <w:rFonts w:ascii="Times New Roman" w:hAnsi="Times New Roman" w:eastAsia="Times New Roman" w:cs="Times New Roman"/>
-        <w:b w:val="0"/>
-        <w:color w:val="000000"/>
-        <w:sz w:val="20"/>
-      </w:rPr>
-      <w:t>1</w:t>
-    </w:r>
-    <w:r>
-      <w:rPr>
-        <w:rFonts w:ascii="Times New Roman" w:hAnsi="Times New Roman" w:eastAsia="Times New Roman" w:cs="Times New Roman"/>
-        <w:b w:val="0"/>
-        <w:color w:val="000000"/>
-        <w:sz w:val="20"/>
-      </w:rPr>
-      <w:fldChar w:fldCharType="end"/>
-    </w:r>
-    <w:r>
-      <w:rPr>
-        <w:rFonts w:ascii="Times New Roman" w:hAnsi="Times New Roman" w:eastAsia="Times New Roman" w:cs="Times New Roman"/>
-        <w:b w:val="0"/>
-        <w:color w:val="000000"/>
-        <w:sz w:val="20"/>
-      </w:rPr>
-      <w:t xml:space="preserve"> 页</w:t>
     </w:r>
   </w:p>
 </w:ftr>
@@ -17724,28 +17718,6 @@
     </w:p>
   </w:footnote>
 </w:footnotes>
-</file>
-
-<file path=word/header1.xml><?xml version="1.0" encoding="utf-8"?>
-<w:hdr xmlns:m="http://schemas.openxmlformats.org/officeDocument/2006/math" xmlns:mc="http://schemas.openxmlformats.org/markup-compatibility/2006" xmlns:mo="http://schemas.microsoft.com/office/mac/office/2008/main" xmlns:mv="urn:schemas-microsoft-com:mac:vml" xmlns:o="urn:schemas-microsoft-com:office:office" xmlns:r="http://schemas.openxmlformats.org/officeDocument/2006/relationships" xmlns:v="urn:schemas-microsoft-com:vml" xmlns:w10="urn:schemas-microsoft-com:office:word" xmlns:w14="http://schemas.microsoft.com/office/word/2010/wordml" xmlns:w="http://schemas.openxmlformats.org/wordprocessingml/2006/main" xmlns:wne="http://schemas.microsoft.com/office/word/2006/wordml" xmlns:wp14="http://schemas.microsoft.com/office/word/2010/wordprocessingDrawing" xmlns:wp="http://schemas.openxmlformats.org/drawingml/2006/wordprocessingDrawing" xmlns:wpc="http://schemas.microsoft.com/office/word/2010/wordprocessingCanvas" xmlns:wpg="http://schemas.microsoft.com/office/word/2010/wordprocessingGroup" xmlns:wpi="http://schemas.microsoft.com/office/word/2010/wordprocessingInk" xmlns:wps="http://schemas.microsoft.com/office/word/2010/wordprocessingShape" mc:Ignorable="w14 wp14">
-  <w:p>
-    <w:pPr>
-      <w:jc w:val="right"/>
-      <w:pBdr>
-        <w:bottom w:val="single" w:sz="4" w:space="2" w:color="000000"/>
-      </w:pBdr>
-    </w:pPr>
-    <w:r>
-      <w:rPr>
-        <w:rFonts w:ascii="Times New Roman" w:hAnsi="Times New Roman" w:eastAsia="Times New Roman" w:cs="Times New Roman"/>
-        <w:b w:val="0"/>
-        <w:color w:val="000000"/>
-        <w:sz w:val="18"/>
-      </w:rPr>
-      <w:t xml:space="preserve">第 99 章 综合题</w:t>
-    </w:r>
-  </w:p>
-</w:hdr>
 </file>
 
 <file path=word/numbering.xml><?xml version="1.0" encoding="utf-8"?>
